--- a/MP-frontend/public/templates/PVR_DEFINITIF.docx
+++ b/MP-frontend/public/templates/PVR_DEFINITIF.docx
@@ -24,7 +24,20 @@
           <w:szCs w:val="32"/>
           <w:lang w:eastAsia="fr-MA"/>
         </w:rPr>
-        <w:t xml:space="preserve">PROCÈS-VERBAL DE RÉCEPTION </w:t>
+        <w:t>PROCÈS-VERBAL DE RÉC</w:t>
+      </w:r>
+      <w:bookmarkStart w:id="0" w:name="_GoBack"/>
+      <w:bookmarkEnd w:id="0"/>
+      <w:r>
+        <w:rPr>
+          <w:rFonts w:ascii="Times New Roman" w:eastAsia="Times New Roman" w:hAnsi="Times New Roman" w:cs="Times New Roman"/>
+          <w:b/>
+          <w:bCs/>
+          <w:sz w:val="32"/>
+          <w:szCs w:val="32"/>
+          <w:lang w:eastAsia="fr-MA"/>
+        </w:rPr>
+        <w:t xml:space="preserve">EPTION </w:t>
       </w:r>
       <w:r>
         <w:rPr>
@@ -646,18 +659,7 @@
           <w:szCs w:val="24"/>
           <w:lang w:eastAsia="fr-MA"/>
         </w:rPr>
-        <w:t xml:space="preserve"> {date_PVR</w:t>
-      </w:r>
-      <w:bookmarkStart w:id="0" w:name="_GoBack"/>
-      <w:bookmarkEnd w:id="0"/>
-      <w:r>
-        <w:rPr>
-          <w:rFonts w:ascii="Times New Roman" w:eastAsia="Times New Roman" w:hAnsi="Times New Roman" w:cs="Times New Roman"/>
-          <w:sz w:val="24"/>
-          <w:szCs w:val="24"/>
-          <w:lang w:eastAsia="fr-MA"/>
-        </w:rPr>
-        <w:t>}</w:t>
+        <w:t xml:space="preserve"> {date_PVR}</w:t>
       </w:r>
       <w:r>
         <w:rPr>
@@ -790,10 +792,10 @@
         <wp:anchor distT="0" distB="0" distL="114300" distR="114300" simplePos="0" relativeHeight="251659264" behindDoc="1" locked="0" layoutInCell="1" allowOverlap="1" wp14:anchorId="06258422" wp14:editId="684AB962">
           <wp:simplePos x="0" y="0"/>
           <wp:positionH relativeFrom="column">
-            <wp:posOffset>-838200</wp:posOffset>
+            <wp:posOffset>-883285</wp:posOffset>
           </wp:positionH>
           <wp:positionV relativeFrom="paragraph">
-            <wp:posOffset>-381635</wp:posOffset>
+            <wp:posOffset>-458361</wp:posOffset>
           </wp:positionV>
           <wp:extent cx="7520940" cy="1496695"/>
           <wp:effectExtent l="0" t="0" r="3810" b="8255"/>
